--- a/tillsyn/A 39623-2026 tillsynsbegäran.docx
+++ b/tillsyn/A 39623-2026 tillsynsbegäran.docx
@@ -60,12 +60,12 @@
         <w:spacing w:after="240"/>
       </w:pPr>
       <w:r>
-        <w:t>Figur 1. Fyndplatser för naturvårdsarter inom 25 meter från avverkningsanmälan. Markörer utan svart kant är placerade på fyndplatsen. Markörer med svart kant är placerade vid sidan av fyndplatsen och har ett svart streck som visar fyndplatsens exakta position. Kartans mittpunktskoordinat är N 6629468, E 528009 i SWEREF 99 TM.</w:t>
+        <w:t>Figur 1. Fyndplatser för naturvårdsarter i och inom 25 meter från avverkningsanmälan. Markörer utan svart kant är placerade på fyndplatsen. Markörer med svart kant är placerade vid sidan av fyndplatsen och har ett svart streck som visar fyndplatsens exakta position. Kartans mittpunktskoordinat är N 6629468, E 528009 i SWEREF 99 TM.</w:t>
       </w:r>
     </w:p>
     <w:p>
       <w:r>
-        <w:t>Inom 25 meter från avverkningsanmälan finns fynd av 6 naturvårdsarter, varav 5 är rödlistade, 2 är typiska (T) och 1 är signalart (S): skrovlig taggsvamp (VU), motaggsvamp (NT, T), orange taggsvamp (NT, T), skarp dropptaggsvamp (NT), svartvit taggsvamp (NT) och zontaggsvamp (S). Se Figur 1.</w:t>
+        <w:t>I och inom 25 meter från avverkningsanmälan finns fynd av 7 naturvårdsarter, varav 6 är rödlistade, 3 är typiska (T) och 1 är signalart (S): raggbock (VU, T), skrovlig taggsvamp (VU), motaggsvamp (NT, T), orange taggsvamp (NT, T), skarp dropptaggsvamp (NT), svartvit taggsvamp (NT) och zontaggsvamp (S). Se Figur 1.</w:t>
       </w:r>
     </w:p>
     <w:p>
@@ -97,6 +97,35 @@
     <w:p>
       <w:r>
         <w:t>Nedan följer beskrivningar av de naturvårdsarter och fridlysta arter som har sina livsmiljöer och växtplatser i den avverkningsanmälda skogen. De påträffade naturvårdsarterna är ett tydligt kvitto på att det rör sig om en skog med höga naturvärden.</w:t>
+      </w:r>
+    </w:p>
+    <w:p>
+      <w:r>
+        <w:rPr>
+          <w:b/>
+        </w:rPr>
+        <w:t>Raggbock (VU)</w:t>
+      </w:r>
+      <w:r>
+        <w:t xml:space="preserve"> är en brandgynnad skalbagge vars larvutveckling sker i äldre, liggande, solexponerade stammar av tall, mer sällan gran. Raggbock ingår i ett åtgärdsprogram för hotade arter (ÅGP) och den är rödlistad som nära hotad (NT) i den europeiska rödlistan. Raggbock är typisk art för </w:t>
+      </w:r>
+      <w:r>
+        <w:rPr>
+          <w:i/>
+        </w:rPr>
+        <w:t>9010 Taiga</w:t>
+      </w:r>
+      <w:r>
+        <w:t xml:space="preserve"> och</w:t>
+      </w:r>
+      <w:r>
+        <w:rPr>
+          <w:i/>
+        </w:rPr>
+        <w:t xml:space="preserve"> 9060 Åsbarrskog</w:t>
+      </w:r>
+      <w:r>
+        <w:t xml:space="preserve"> (SLU Artdatabanken, 2024; Wikars, 2014; IUCN, 2010).</w:t>
       </w:r>
     </w:p>
     <w:p>
@@ -300,7 +329,7 @@
     <w:r>
       <w:tab/>
       <w:tab/>
-      <w:t>2026-09-25</w:t>
+      <w:t>2026-09-26</w:t>
       <w:br/>
       <w:br/>
     </w:r>

--- a/tillsyn/A 39623-2026 tillsynsbegäran.docx
+++ b/tillsyn/A 39623-2026 tillsynsbegäran.docx
@@ -329,7 +329,7 @@
     <w:r>
       <w:tab/>
       <w:tab/>
-      <w:t>2026-09-26</w:t>
+      <w:t>2026-09-27</w:t>
       <w:br/>
       <w:br/>
     </w:r>

--- a/tillsyn/A 39623-2026 tillsynsbegäran.docx
+++ b/tillsyn/A 39623-2026 tillsynsbegäran.docx
@@ -329,7 +329,7 @@
     <w:r>
       <w:tab/>
       <w:tab/>
-      <w:t>2026-09-27</w:t>
+      <w:t>2026-09-28</w:t>
       <w:br/>
       <w:br/>
     </w:r>

--- a/tillsyn/A 39623-2026 tillsynsbegäran.docx
+++ b/tillsyn/A 39623-2026 tillsynsbegäran.docx
@@ -329,7 +329,7 @@
     <w:r>
       <w:tab/>
       <w:tab/>
-      <w:t>2026-09-28</w:t>
+      <w:t>2026-09-29</w:t>
       <w:br/>
       <w:br/>
     </w:r>

--- a/tillsyn/A 39623-2026 tillsynsbegäran.docx
+++ b/tillsyn/A 39623-2026 tillsynsbegäran.docx
@@ -329,7 +329,7 @@
     <w:r>
       <w:tab/>
       <w:tab/>
-      <w:t>2026-09-29</w:t>
+      <w:t>2026-09-30</w:t>
       <w:br/>
       <w:br/>
     </w:r>

--- a/tillsyn/A 39623-2026 tillsynsbegäran.docx
+++ b/tillsyn/A 39623-2026 tillsynsbegäran.docx
@@ -329,7 +329,7 @@
     <w:r>
       <w:tab/>
       <w:tab/>
-      <w:t>2026-09-30</w:t>
+      <w:t>2026-10-01</w:t>
       <w:br/>
       <w:br/>
     </w:r>

--- a/tillsyn/A 39623-2026 tillsynsbegäran.docx
+++ b/tillsyn/A 39623-2026 tillsynsbegäran.docx
@@ -329,7 +329,7 @@
     <w:r>
       <w:tab/>
       <w:tab/>
-      <w:t>2026-10-01</w:t>
+      <w:t>2026-10-02</w:t>
       <w:br/>
       <w:br/>
     </w:r>

--- a/tillsyn/A 39623-2026 tillsynsbegäran.docx
+++ b/tillsyn/A 39623-2026 tillsynsbegäran.docx
@@ -329,7 +329,7 @@
     <w:r>
       <w:tab/>
       <w:tab/>
-      <w:t>2026-10-02</w:t>
+      <w:t>2026-10-03</w:t>
       <w:br/>
       <w:br/>
     </w:r>

--- a/tillsyn/A 39623-2026 tillsynsbegäran.docx
+++ b/tillsyn/A 39623-2026 tillsynsbegäran.docx
@@ -329,7 +329,7 @@
     <w:r>
       <w:tab/>
       <w:tab/>
-      <w:t>2026-10-03</w:t>
+      <w:t>2026-10-04</w:t>
       <w:br/>
       <w:br/>
     </w:r>

--- a/tillsyn/A 39623-2026 tillsynsbegäran.docx
+++ b/tillsyn/A 39623-2026 tillsynsbegäran.docx
@@ -329,7 +329,7 @@
     <w:r>
       <w:tab/>
       <w:tab/>
-      <w:t>2026-10-04</w:t>
+      <w:t>2026-10-05</w:t>
       <w:br/>
       <w:br/>
     </w:r>

--- a/tillsyn/A 39623-2026 tillsynsbegäran.docx
+++ b/tillsyn/A 39623-2026 tillsynsbegäran.docx
@@ -329,7 +329,7 @@
     <w:r>
       <w:tab/>
       <w:tab/>
-      <w:t>2026-10-05</w:t>
+      <w:t>2026-10-06</w:t>
       <w:br/>
       <w:br/>
     </w:r>

--- a/tillsyn/A 39623-2026 tillsynsbegäran.docx
+++ b/tillsyn/A 39623-2026 tillsynsbegäran.docx
@@ -329,7 +329,7 @@
     <w:r>
       <w:tab/>
       <w:tab/>
-      <w:t>2026-10-06</w:t>
+      <w:t>2026-10-07</w:t>
       <w:br/>
       <w:br/>
     </w:r>

--- a/tillsyn/A 39623-2026 tillsynsbegäran.docx
+++ b/tillsyn/A 39623-2026 tillsynsbegäran.docx
@@ -329,7 +329,7 @@
     <w:r>
       <w:tab/>
       <w:tab/>
-      <w:t>2026-10-07</w:t>
+      <w:t>2026-10-08</w:t>
       <w:br/>
       <w:br/>
     </w:r>

--- a/tillsyn/A 39623-2026 tillsynsbegäran.docx
+++ b/tillsyn/A 39623-2026 tillsynsbegäran.docx
@@ -329,7 +329,7 @@
     <w:r>
       <w:tab/>
       <w:tab/>
-      <w:t>2026-10-08</w:t>
+      <w:t>2026-10-09</w:t>
       <w:br/>
       <w:br/>
     </w:r>

--- a/tillsyn/A 39623-2026 tillsynsbegäran.docx
+++ b/tillsyn/A 39623-2026 tillsynsbegäran.docx
@@ -329,7 +329,7 @@
     <w:r>
       <w:tab/>
       <w:tab/>
-      <w:t>2026-10-09</w:t>
+      <w:t>2026-10-10</w:t>
       <w:br/>
       <w:br/>
     </w:r>

--- a/tillsyn/A 39623-2026 tillsynsbegäran.docx
+++ b/tillsyn/A 39623-2026 tillsynsbegäran.docx
@@ -329,7 +329,7 @@
     <w:r>
       <w:tab/>
       <w:tab/>
-      <w:t>2026-10-10</w:t>
+      <w:t>2026-10-11</w:t>
       <w:br/>
       <w:br/>
     </w:r>

--- a/tillsyn/A 39623-2026 tillsynsbegäran.docx
+++ b/tillsyn/A 39623-2026 tillsynsbegäran.docx
@@ -329,7 +329,7 @@
     <w:r>
       <w:tab/>
       <w:tab/>
-      <w:t>2026-10-11</w:t>
+      <w:t>2026-10-12</w:t>
       <w:br/>
       <w:br/>
     </w:r>

--- a/tillsyn/A 39623-2026 tillsynsbegäran.docx
+++ b/tillsyn/A 39623-2026 tillsynsbegäran.docx
@@ -329,7 +329,7 @@
     <w:r>
       <w:tab/>
       <w:tab/>
-      <w:t>2026-10-12</w:t>
+      <w:t>2026-10-13</w:t>
       <w:br/>
       <w:br/>
     </w:r>

--- a/tillsyn/A 39623-2026 tillsynsbegäran.docx
+++ b/tillsyn/A 39623-2026 tillsynsbegäran.docx
@@ -329,7 +329,7 @@
     <w:r>
       <w:tab/>
       <w:tab/>
-      <w:t>2026-10-13</w:t>
+      <w:t>2026-10-14</w:t>
       <w:br/>
       <w:br/>
     </w:r>

--- a/tillsyn/A 39623-2026 tillsynsbegäran.docx
+++ b/tillsyn/A 39623-2026 tillsynsbegäran.docx
@@ -329,7 +329,7 @@
     <w:r>
       <w:tab/>
       <w:tab/>
-      <w:t>2026-10-14</w:t>
+      <w:t>2026-10-15</w:t>
       <w:br/>
       <w:br/>
     </w:r>

--- a/tillsyn/A 39623-2026 tillsynsbegäran.docx
+++ b/tillsyn/A 39623-2026 tillsynsbegäran.docx
@@ -329,7 +329,7 @@
     <w:r>
       <w:tab/>
       <w:tab/>
-      <w:t>2026-10-15</w:t>
+      <w:t>2026-10-16</w:t>
       <w:br/>
       <w:br/>
     </w:r>

--- a/tillsyn/A 39623-2026 tillsynsbegäran.docx
+++ b/tillsyn/A 39623-2026 tillsynsbegäran.docx
@@ -7,7 +7,7 @@
         <w:pStyle w:val="Title"/>
       </w:pPr>
       <w:r>
-        <w:t>Tillsynsbegäran – information om höga naturvärden i avverkningsanmälan A 39623-2026 i Skinnskattebergs kommun</w:t>
+        <w:t>Tillsynsbegäran – information om höga naturvärden och fridlysta arter i avverkningsanmälan A 39623-2026 i Skinnskattebergs kommun</w:t>
       </w:r>
     </w:p>
     <w:p>
@@ -65,7 +65,7 @@
     </w:p>
     <w:p>
       <w:r>
-        <w:t>I och inom 25 meter från avverkningsanmälan finns fynd av 7 naturvårdsarter, varav 6 är rödlistade, 3 är typiska (T) och 1 är signalart (S): raggbock (VU, T), skrovlig taggsvamp (VU), motaggsvamp (NT, T), orange taggsvamp (NT, T), skarp dropptaggsvamp (NT), svartvit taggsvamp (NT) och zontaggsvamp (S). Se Figur 1.</w:t>
+        <w:t>I och inom 25 meter från avverkningsanmälan finns fynd av 9 naturvårdsarter, varav 6 är rödlistade, 1 är fridlyst, 4 är typiska (T) och 2 är signalarter (S): raggbock (VU, T), skrovlig taggsvamp (VU), motaggsvamp (NT, T), orange taggsvamp (NT, T), skarp dropptaggsvamp (NT), svartvit taggsvamp (NT), vätteros (S, T), zontaggsvamp (S) och revlummer (§9). Se Figur 1.</w:t>
       </w:r>
     </w:p>
     <w:p>
@@ -201,6 +201,35 @@
         <w:t>bildar mykorrhiza med tall, troligen även med gran. Den växer huvudsakligen i äldre, naturligt uppkommen skog på torr eller frisk mark och förekommer såväl på tallhedar som i mossig barrblandskog. Flera olika former har påträffats vid DNA-undersökningar av europeiskt material och det är oklart hur många former som finns i värd land. Kalavverkning av äldre skog är ett reellt hot, liksom maskinell markberedning och minskad andel självföryngring. Lokaler som fortfarande håller svampen behöver säkerställas (SLU Artdatabanken, 2024; Nitare &amp; Skogsstyrelsen, 2019).</w:t>
       </w:r>
     </w:p>
+    <w:p>
+      <w:r>
+        <w:rPr>
+          <w:b/>
+        </w:rPr>
+        <w:t xml:space="preserve">Vätteros </w:t>
+      </w:r>
+      <w:r>
+        <w:t xml:space="preserve">är typisk art för </w:t>
+      </w:r>
+      <w:r>
+        <w:rPr>
+          <w:i/>
+        </w:rPr>
+        <w:t xml:space="preserve">9020 Nordlig ädellövskog </w:t>
+      </w:r>
+      <w:r>
+        <w:t>och</w:t>
+      </w:r>
+      <w:r>
+        <w:rPr>
+          <w:i/>
+        </w:rPr>
+        <w:t xml:space="preserve"> 9160 Näringsrik ekskog </w:t>
+      </w:r>
+      <w:r>
+        <w:t>(SLU Artdatabanken, 2025).</w:t>
+      </w:r>
+    </w:p>
     <w:sectPr>
       <w:headerReference w:type="even" r:id="rId8"/>
       <w:headerReference w:type="default" r:id="rId9"/>
@@ -329,7 +358,7 @@
     <w:r>
       <w:tab/>
       <w:tab/>
-      <w:t>2026-10-16</w:t>
+      <w:t>2026-10-17</w:t>
       <w:br/>
       <w:br/>
     </w:r>

--- a/tillsyn/A 39623-2026 tillsynsbegäran.docx
+++ b/tillsyn/A 39623-2026 tillsynsbegäran.docx
@@ -358,7 +358,7 @@
     <w:r>
       <w:tab/>
       <w:tab/>
-      <w:t>2026-10-17</w:t>
+      <w:t>2026-10-18</w:t>
       <w:br/>
       <w:br/>
     </w:r>

--- a/tillsyn/A 39623-2026 tillsynsbegäran.docx
+++ b/tillsyn/A 39623-2026 tillsynsbegäran.docx
@@ -358,7 +358,7 @@
     <w:r>
       <w:tab/>
       <w:tab/>
-      <w:t>2026-10-18</w:t>
+      <w:t>2026-10-19</w:t>
       <w:br/>
       <w:br/>
     </w:r>

--- a/tillsyn/A 39623-2026 tillsynsbegäran.docx
+++ b/tillsyn/A 39623-2026 tillsynsbegäran.docx
@@ -358,7 +358,7 @@
     <w:r>
       <w:tab/>
       <w:tab/>
-      <w:t>2026-10-19</w:t>
+      <w:t>2026-10-20</w:t>
       <w:br/>
       <w:br/>
     </w:r>

--- a/tillsyn/A 39623-2026 tillsynsbegäran.docx
+++ b/tillsyn/A 39623-2026 tillsynsbegäran.docx
@@ -358,7 +358,7 @@
     <w:r>
       <w:tab/>
       <w:tab/>
-      <w:t>2026-10-20</w:t>
+      <w:t>2026-10-21</w:t>
       <w:br/>
       <w:br/>
     </w:r>

--- a/tillsyn/A 39623-2026 tillsynsbegäran.docx
+++ b/tillsyn/A 39623-2026 tillsynsbegäran.docx
@@ -358,7 +358,7 @@
     <w:r>
       <w:tab/>
       <w:tab/>
-      <w:t>2026-10-21</w:t>
+      <w:t>2026-10-22</w:t>
       <w:br/>
       <w:br/>
     </w:r>

--- a/tillsyn/A 39623-2026 tillsynsbegäran.docx
+++ b/tillsyn/A 39623-2026 tillsynsbegäran.docx
@@ -358,7 +358,7 @@
     <w:r>
       <w:tab/>
       <w:tab/>
-      <w:t>2026-10-22</w:t>
+      <w:t>2026-10-23</w:t>
       <w:br/>
       <w:br/>
     </w:r>

--- a/tillsyn/A 39623-2026 tillsynsbegäran.docx
+++ b/tillsyn/A 39623-2026 tillsynsbegäran.docx
@@ -358,7 +358,7 @@
     <w:r>
       <w:tab/>
       <w:tab/>
-      <w:t>2026-10-23</w:t>
+      <w:t>2026-10-24</w:t>
       <w:br/>
       <w:br/>
     </w:r>

--- a/tillsyn/A 39623-2026 tillsynsbegäran.docx
+++ b/tillsyn/A 39623-2026 tillsynsbegäran.docx
@@ -358,7 +358,7 @@
     <w:r>
       <w:tab/>
       <w:tab/>
-      <w:t>2026-10-24</w:t>
+      <w:t>2026-10-25</w:t>
       <w:br/>
       <w:br/>
     </w:r>

--- a/tillsyn/A 39623-2026 tillsynsbegäran.docx
+++ b/tillsyn/A 39623-2026 tillsynsbegäran.docx
@@ -358,7 +358,7 @@
     <w:r>
       <w:tab/>
       <w:tab/>
-      <w:t>2026-10-25</w:t>
+      <w:t>2026-10-26</w:t>
       <w:br/>
       <w:br/>
     </w:r>

--- a/tillsyn/A 39623-2026 tillsynsbegäran.docx
+++ b/tillsyn/A 39623-2026 tillsynsbegäran.docx
@@ -358,7 +358,7 @@
     <w:r>
       <w:tab/>
       <w:tab/>
-      <w:t>2026-10-26</w:t>
+      <w:t>2026-10-27</w:t>
       <w:br/>
       <w:br/>
     </w:r>

--- a/tillsyn/A 39623-2026 tillsynsbegäran.docx
+++ b/tillsyn/A 39623-2026 tillsynsbegäran.docx
@@ -358,7 +358,7 @@
     <w:r>
       <w:tab/>
       <w:tab/>
-      <w:t>2026-10-27</w:t>
+      <w:t>2026-10-28</w:t>
       <w:br/>
       <w:br/>
     </w:r>

--- a/tillsyn/A 39623-2026 tillsynsbegäran.docx
+++ b/tillsyn/A 39623-2026 tillsynsbegäran.docx
@@ -358,7 +358,7 @@
     <w:r>
       <w:tab/>
       <w:tab/>
-      <w:t>2026-10-28</w:t>
+      <w:t>2026-10-29</w:t>
       <w:br/>
       <w:br/>
     </w:r>

--- a/tillsyn/A 39623-2026 tillsynsbegäran.docx
+++ b/tillsyn/A 39623-2026 tillsynsbegäran.docx
@@ -358,7 +358,7 @@
     <w:r>
       <w:tab/>
       <w:tab/>
-      <w:t>2026-10-29</w:t>
+      <w:t>2026-10-31</w:t>
       <w:br/>
       <w:br/>
     </w:r>
